--- a/Knowledge/3-Work knowledge/1-Software Engineering/2-Testing/5-My Source/1-ISTQB Foundation Level/1-Testing terms/4-Testing and Debugging.docx
+++ b/Knowledge/3-Work knowledge/1-Software Engineering/2-Testing/5-My Source/1-ISTQB Foundation Level/1-Testing terms/4-Testing and Debugging.docx
@@ -30,60 +30,77 @@
       </w:pPr>
       <w:r>
         <w:rPr>
-          <w:b/>
-          <w:shd w:val="clear" w:color="auto" w:fill="B7B7B7"/>
-        </w:rPr>
-        <w:t># Source</w:t>
-      </w:r>
-      <w:r>
-        <w:rPr>
-          <w:shd w:val="clear" w:color="auto" w:fill="B7B7B7"/>
-        </w:rPr>
-        <w:t xml:space="preserve">: </w:t>
-      </w:r>
-      <w:proofErr w:type="spellStart"/>
-      <w:r>
-        <w:rPr>
-          <w:b/>
-          <w:shd w:val="clear" w:color="auto" w:fill="B7B7B7"/>
-        </w:rPr>
-        <w:t>Chatgpt</w:t>
-      </w:r>
-      <w:proofErr w:type="spellEnd"/>
-      <w:r>
-        <w:rPr>
-          <w:b/>
-          <w:shd w:val="clear" w:color="auto" w:fill="B7B7B7"/>
-        </w:rPr>
-        <w:t xml:space="preserve"> </w:t>
-      </w:r>
-      <w:r>
-        <w:rPr>
-          <w:b/>
-          <w:sz w:val="14"/>
-          <w:szCs w:val="14"/>
-          <w:shd w:val="clear" w:color="auto" w:fill="B7B7B7"/>
-        </w:rPr>
-        <w:t>(GPT</w:t>
-      </w:r>
-      <w:r>
-        <w:rPr>
-          <w:rFonts w:ascii="Cambria Math" w:hAnsi="Cambria Math" w:cs="Cambria Math"/>
-          <w:b/>
-          <w:sz w:val="14"/>
-          <w:szCs w:val="14"/>
-          <w:shd w:val="clear" w:color="auto" w:fill="B7B7B7"/>
+          <w:rFonts w:ascii="Arial" w:eastAsia="Arial" w:hAnsi="Arial" w:cs="Arial"/>
+          <w:b/>
+          <w:color w:val="000000"/>
+          <w:sz w:val="18"/>
+          <w:highlight w:val="lightGray"/>
+        </w:rPr>
+        <w:t># Source: AI Source: Provided by: [Data Path</w:t>
+      </w:r>
+      <w:r>
+        <w:rPr>
+          <w:rFonts w:ascii="Arial" w:eastAsia="Arial" w:hAnsi="Arial" w:cs="Arial"/>
+          <w:color w:val="000000"/>
+          <w:sz w:val="18"/>
+          <w:highlight w:val="lightGray"/>
+        </w:rPr>
+        <w:t xml:space="preserve">: Persons Table -&gt; ID Column: 1, Name_En Column: Motasem Essam] -&gt; </w:t>
+      </w:r>
+      <w:r>
+        <w:rPr>
+          <w:rFonts w:ascii="Arial" w:eastAsia="Arial" w:hAnsi="Arial" w:cs="Arial"/>
+          <w:b/>
+          <w:color w:val="000000"/>
+          <w:sz w:val="18"/>
+          <w:highlight w:val="lightGray"/>
+        </w:rPr>
+        <w:t>From:</w:t>
+      </w:r>
+      <w:r>
+        <w:rPr>
+          <w:rFonts w:ascii="Arial" w:eastAsia="Arial" w:hAnsi="Arial" w:cs="Arial"/>
+          <w:color w:val="000000"/>
+          <w:sz w:val="18"/>
+          <w:highlight w:val="lightGray"/>
+        </w:rPr>
+        <w:t xml:space="preserve"> [Chatgpt (GPT</w:t>
+      </w:r>
+      <w:r>
+        <w:rPr>
+          <w:rFonts w:ascii="Arial" w:eastAsia="Arial" w:hAnsi="Arial" w:cs="Cambria Math"/>
+          <w:color w:val="000000"/>
+          <w:sz w:val="18"/>
+          <w:highlight w:val="lightGray"/>
         </w:rPr>
         <w:t>‑</w:t>
       </w:r>
       <w:r>
         <w:rPr>
-          <w:b/>
-          <w:sz w:val="14"/>
-          <w:szCs w:val="14"/>
-          <w:shd w:val="clear" w:color="auto" w:fill="B7B7B7"/>
-        </w:rPr>
-        <w:t>5 Mini) at [8/12/2025]</w:t>
+          <w:rFonts w:ascii="Arial" w:eastAsia="Arial" w:hAnsi="Arial" w:cs="Arial"/>
+          <w:color w:val="000000"/>
+          <w:sz w:val="18"/>
+          <w:highlight w:val="lightGray"/>
+        </w:rPr>
+        <w:t xml:space="preserve">5 Mini)] </w:t>
+      </w:r>
+      <w:r>
+        <w:rPr>
+          <w:rFonts w:ascii="Arial" w:eastAsia="Arial" w:hAnsi="Arial" w:cs="Arial"/>
+          <w:b/>
+          <w:color w:val="000000"/>
+          <w:sz w:val="18"/>
+          <w:highlight w:val="lightGray"/>
+        </w:rPr>
+        <w:t>on</w:t>
+      </w:r>
+      <w:r>
+        <w:rPr>
+          <w:rFonts w:ascii="Arial" w:eastAsia="Arial" w:hAnsi="Arial"/>
+          <w:sz w:val="18"/>
+          <w:highlight w:val="lightGray"/>
+        </w:rPr>
+        <w:t xml:space="preserve"> [8/12/2025]</w:t>
       </w:r>
     </w:p>
     <w:p>
@@ -92,7 +109,7 @@
           <w:ilvl w:val="0"/>
           <w:numId w:val="2"/>
         </w:numPr>
-        <w:spacing w:before="240"/>
+        <w:spacing w:before="240" w:after="0" w:line="276" w:lineRule="auto"/>
       </w:pPr>
       <w:r>
         <w:rPr>
@@ -133,6 +150,7 @@
           <w:ilvl w:val="0"/>
           <w:numId w:val="2"/>
         </w:numPr>
+        <w:spacing w:after="0" w:line="276" w:lineRule="auto"/>
       </w:pPr>
       <w:r>
         <w:rPr>
@@ -173,6 +191,7 @@
           <w:ilvl w:val="0"/>
           <w:numId w:val="2"/>
         </w:numPr>
+        <w:spacing w:after="0" w:line="276" w:lineRule="auto"/>
       </w:pPr>
       <w:r>
         <w:rPr>
@@ -226,6 +245,7 @@
           <w:ilvl w:val="0"/>
           <w:numId w:val="2"/>
         </w:numPr>
+        <w:spacing w:after="0" w:line="276" w:lineRule="auto"/>
       </w:pPr>
       <w:r>
         <w:rPr>
@@ -253,6 +273,7 @@
           <w:ilvl w:val="0"/>
           <w:numId w:val="2"/>
         </w:numPr>
+        <w:spacing w:after="0" w:line="276" w:lineRule="auto"/>
       </w:pPr>
       <w:r>
         <w:rPr>
@@ -280,7 +301,7 @@
           <w:ilvl w:val="0"/>
           <w:numId w:val="2"/>
         </w:numPr>
-        <w:spacing w:after="240"/>
+        <w:spacing w:after="240" w:line="276" w:lineRule="auto"/>
       </w:pPr>
       <w:r>
         <w:rPr>
@@ -298,7 +319,7 @@
     </w:p>
     <w:p>
       <w:r>
-        <w:pict w14:anchorId="20D12791">
+        <w:pict w14:anchorId="35768FB8">
           <v:rect id="_x0000_i1025" style="width:0;height:1.5pt" o:hralign="center" o:hrstd="t" o:hr="t" fillcolor="#a0a0a0" stroked="f"/>
         </w:pict>
       </w:r>
@@ -321,60 +342,77 @@
       </w:pPr>
       <w:r>
         <w:rPr>
-          <w:b/>
-          <w:shd w:val="clear" w:color="auto" w:fill="B7B7B7"/>
-        </w:rPr>
-        <w:t># Source</w:t>
-      </w:r>
-      <w:r>
-        <w:rPr>
-          <w:shd w:val="clear" w:color="auto" w:fill="B7B7B7"/>
-        </w:rPr>
-        <w:t xml:space="preserve">: </w:t>
-      </w:r>
-      <w:proofErr w:type="spellStart"/>
-      <w:r>
-        <w:rPr>
-          <w:b/>
-          <w:shd w:val="clear" w:color="auto" w:fill="B7B7B7"/>
-        </w:rPr>
-        <w:t>Chatgpt</w:t>
-      </w:r>
-      <w:proofErr w:type="spellEnd"/>
-      <w:r>
-        <w:rPr>
-          <w:b/>
-          <w:shd w:val="clear" w:color="auto" w:fill="B7B7B7"/>
-        </w:rPr>
-        <w:t xml:space="preserve"> </w:t>
-      </w:r>
-      <w:r>
-        <w:rPr>
-          <w:b/>
-          <w:sz w:val="14"/>
-          <w:szCs w:val="14"/>
-          <w:shd w:val="clear" w:color="auto" w:fill="B7B7B7"/>
-        </w:rPr>
-        <w:t>(GPT</w:t>
-      </w:r>
-      <w:r>
-        <w:rPr>
-          <w:rFonts w:ascii="Cambria Math" w:hAnsi="Cambria Math" w:cs="Cambria Math"/>
-          <w:b/>
-          <w:sz w:val="14"/>
-          <w:szCs w:val="14"/>
-          <w:shd w:val="clear" w:color="auto" w:fill="B7B7B7"/>
+          <w:rFonts w:ascii="Arial" w:eastAsia="Arial" w:hAnsi="Arial" w:cs="Arial"/>
+          <w:b/>
+          <w:color w:val="000000"/>
+          <w:sz w:val="18"/>
+          <w:highlight w:val="lightGray"/>
+        </w:rPr>
+        <w:t># Source: AI Source: Provided by: [Data Path</w:t>
+      </w:r>
+      <w:r>
+        <w:rPr>
+          <w:rFonts w:ascii="Arial" w:eastAsia="Arial" w:hAnsi="Arial" w:cs="Arial"/>
+          <w:color w:val="000000"/>
+          <w:sz w:val="18"/>
+          <w:highlight w:val="lightGray"/>
+        </w:rPr>
+        <w:t xml:space="preserve">: Persons Table -&gt; ID Column: 1, Name_En Column: Motasem Essam] -&gt; </w:t>
+      </w:r>
+      <w:r>
+        <w:rPr>
+          <w:rFonts w:ascii="Arial" w:eastAsia="Arial" w:hAnsi="Arial" w:cs="Arial"/>
+          <w:b/>
+          <w:color w:val="000000"/>
+          <w:sz w:val="18"/>
+          <w:highlight w:val="lightGray"/>
+        </w:rPr>
+        <w:t>From:</w:t>
+      </w:r>
+      <w:r>
+        <w:rPr>
+          <w:rFonts w:ascii="Arial" w:eastAsia="Arial" w:hAnsi="Arial" w:cs="Arial"/>
+          <w:color w:val="000000"/>
+          <w:sz w:val="18"/>
+          <w:highlight w:val="lightGray"/>
+        </w:rPr>
+        <w:t xml:space="preserve"> [Chatgpt (GPT</w:t>
+      </w:r>
+      <w:r>
+        <w:rPr>
+          <w:rFonts w:ascii="Arial" w:eastAsia="Arial" w:hAnsi="Arial" w:cs="Cambria Math"/>
+          <w:color w:val="000000"/>
+          <w:sz w:val="18"/>
+          <w:highlight w:val="lightGray"/>
         </w:rPr>
         <w:t>‑</w:t>
       </w:r>
       <w:r>
         <w:rPr>
-          <w:b/>
-          <w:sz w:val="14"/>
-          <w:szCs w:val="14"/>
-          <w:shd w:val="clear" w:color="auto" w:fill="B7B7B7"/>
-        </w:rPr>
-        <w:t>5 Mini) at [8/12/2025]</w:t>
+          <w:rFonts w:ascii="Arial" w:eastAsia="Arial" w:hAnsi="Arial" w:cs="Arial"/>
+          <w:color w:val="000000"/>
+          <w:sz w:val="18"/>
+          <w:highlight w:val="lightGray"/>
+        </w:rPr>
+        <w:t xml:space="preserve">5 Mini)] </w:t>
+      </w:r>
+      <w:r>
+        <w:rPr>
+          <w:rFonts w:ascii="Arial" w:eastAsia="Arial" w:hAnsi="Arial" w:cs="Arial"/>
+          <w:b/>
+          <w:color w:val="000000"/>
+          <w:sz w:val="18"/>
+          <w:highlight w:val="lightGray"/>
+        </w:rPr>
+        <w:t>on</w:t>
+      </w:r>
+      <w:r>
+        <w:rPr>
+          <w:rFonts w:ascii="Arial" w:eastAsia="Arial" w:hAnsi="Arial"/>
+          <w:sz w:val="18"/>
+          <w:highlight w:val="lightGray"/>
+        </w:rPr>
+        <w:t xml:space="preserve"> [8/12/2025]</w:t>
       </w:r>
     </w:p>
     <w:p>
@@ -383,7 +421,7 @@
           <w:ilvl w:val="0"/>
           <w:numId w:val="1"/>
         </w:numPr>
-        <w:spacing w:before="240"/>
+        <w:spacing w:before="240" w:after="0" w:line="276" w:lineRule="auto"/>
       </w:pPr>
       <w:r>
         <w:rPr>
@@ -424,6 +462,7 @@
           <w:ilvl w:val="0"/>
           <w:numId w:val="1"/>
         </w:numPr>
+        <w:spacing w:after="0" w:line="276" w:lineRule="auto"/>
       </w:pPr>
       <w:r>
         <w:rPr>
@@ -464,6 +503,7 @@
           <w:ilvl w:val="0"/>
           <w:numId w:val="1"/>
         </w:numPr>
+        <w:spacing w:after="0" w:line="276" w:lineRule="auto"/>
       </w:pPr>
       <w:r>
         <w:rPr>
@@ -504,6 +544,7 @@
           <w:ilvl w:val="0"/>
           <w:numId w:val="1"/>
         </w:numPr>
+        <w:spacing w:after="0" w:line="276" w:lineRule="auto"/>
       </w:pPr>
       <w:r>
         <w:rPr>
@@ -531,6 +572,7 @@
           <w:ilvl w:val="0"/>
           <w:numId w:val="1"/>
         </w:numPr>
+        <w:spacing w:after="0" w:line="276" w:lineRule="auto"/>
       </w:pPr>
       <w:r>
         <w:rPr>
@@ -558,7 +600,7 @@
           <w:ilvl w:val="0"/>
           <w:numId w:val="1"/>
         </w:numPr>
-        <w:spacing w:after="240"/>
+        <w:spacing w:after="240" w:line="276" w:lineRule="auto"/>
       </w:pPr>
       <w:r>
         <w:rPr>
@@ -576,8 +618,7 @@
     </w:p>
     <w:p>
       <w:r>
-        <w:lastRenderedPageBreak/>
-        <w:pict w14:anchorId="12E798DB">
+        <w:pict w14:anchorId="20744336">
           <v:rect id="_x0000_i1026" style="width:0;height:1.5pt" o:hralign="center" o:hrstd="t" o:hr="t" fillcolor="#a0a0a0" stroked="f"/>
         </w:pict>
       </w:r>
@@ -601,60 +642,77 @@
       </w:pPr>
       <w:r>
         <w:rPr>
-          <w:b/>
-          <w:shd w:val="clear" w:color="auto" w:fill="B7B7B7"/>
-        </w:rPr>
-        <w:t># Source</w:t>
-      </w:r>
-      <w:r>
-        <w:rPr>
-          <w:shd w:val="clear" w:color="auto" w:fill="B7B7B7"/>
-        </w:rPr>
-        <w:t xml:space="preserve">: </w:t>
-      </w:r>
-      <w:proofErr w:type="spellStart"/>
-      <w:r>
-        <w:rPr>
-          <w:b/>
-          <w:shd w:val="clear" w:color="auto" w:fill="B7B7B7"/>
-        </w:rPr>
-        <w:t>Chatgpt</w:t>
-      </w:r>
-      <w:proofErr w:type="spellEnd"/>
-      <w:r>
-        <w:rPr>
-          <w:b/>
-          <w:shd w:val="clear" w:color="auto" w:fill="B7B7B7"/>
-        </w:rPr>
-        <w:t xml:space="preserve"> </w:t>
-      </w:r>
-      <w:r>
-        <w:rPr>
-          <w:b/>
-          <w:sz w:val="14"/>
-          <w:szCs w:val="14"/>
-          <w:shd w:val="clear" w:color="auto" w:fill="B7B7B7"/>
-        </w:rPr>
-        <w:t>(GPT</w:t>
-      </w:r>
-      <w:r>
-        <w:rPr>
-          <w:rFonts w:ascii="Cambria Math" w:hAnsi="Cambria Math" w:cs="Cambria Math"/>
-          <w:b/>
-          <w:sz w:val="14"/>
-          <w:szCs w:val="14"/>
-          <w:shd w:val="clear" w:color="auto" w:fill="B7B7B7"/>
+          <w:rFonts w:ascii="Arial" w:eastAsia="Arial" w:hAnsi="Arial" w:cs="Arial"/>
+          <w:b/>
+          <w:color w:val="000000"/>
+          <w:sz w:val="18"/>
+          <w:highlight w:val="lightGray"/>
+        </w:rPr>
+        <w:t># Source: AI Source: Provided by: [Data Path</w:t>
+      </w:r>
+      <w:r>
+        <w:rPr>
+          <w:rFonts w:ascii="Arial" w:eastAsia="Arial" w:hAnsi="Arial" w:cs="Arial"/>
+          <w:color w:val="000000"/>
+          <w:sz w:val="18"/>
+          <w:highlight w:val="lightGray"/>
+        </w:rPr>
+        <w:t xml:space="preserve">: Persons Table -&gt; ID Column: 1, Name_En Column: Motasem Essam] -&gt; </w:t>
+      </w:r>
+      <w:r>
+        <w:rPr>
+          <w:rFonts w:ascii="Arial" w:eastAsia="Arial" w:hAnsi="Arial" w:cs="Arial"/>
+          <w:b/>
+          <w:color w:val="000000"/>
+          <w:sz w:val="18"/>
+          <w:highlight w:val="lightGray"/>
+        </w:rPr>
+        <w:t>From:</w:t>
+      </w:r>
+      <w:r>
+        <w:rPr>
+          <w:rFonts w:ascii="Arial" w:eastAsia="Arial" w:hAnsi="Arial" w:cs="Arial"/>
+          <w:color w:val="000000"/>
+          <w:sz w:val="18"/>
+          <w:highlight w:val="lightGray"/>
+        </w:rPr>
+        <w:t xml:space="preserve"> [Chatgpt (GPT</w:t>
+      </w:r>
+      <w:r>
+        <w:rPr>
+          <w:rFonts w:ascii="Arial" w:eastAsia="Arial" w:hAnsi="Arial" w:cs="Cambria Math"/>
+          <w:color w:val="000000"/>
+          <w:sz w:val="18"/>
+          <w:highlight w:val="lightGray"/>
         </w:rPr>
         <w:t>‑</w:t>
       </w:r>
       <w:r>
         <w:rPr>
-          <w:b/>
-          <w:sz w:val="14"/>
-          <w:szCs w:val="14"/>
-          <w:shd w:val="clear" w:color="auto" w:fill="B7B7B7"/>
-        </w:rPr>
-        <w:t>5 Mini) at [8/12/2025]</w:t>
+          <w:rFonts w:ascii="Arial" w:eastAsia="Arial" w:hAnsi="Arial" w:cs="Arial"/>
+          <w:color w:val="000000"/>
+          <w:sz w:val="18"/>
+          <w:highlight w:val="lightGray"/>
+        </w:rPr>
+        <w:t xml:space="preserve">5 Mini)] </w:t>
+      </w:r>
+      <w:r>
+        <w:rPr>
+          <w:rFonts w:ascii="Arial" w:eastAsia="Arial" w:hAnsi="Arial" w:cs="Arial"/>
+          <w:b/>
+          <w:color w:val="000000"/>
+          <w:sz w:val="18"/>
+          <w:highlight w:val="lightGray"/>
+        </w:rPr>
+        <w:t>on</w:t>
+      </w:r>
+      <w:r>
+        <w:rPr>
+          <w:rFonts w:ascii="Arial" w:eastAsia="Arial" w:hAnsi="Arial"/>
+          <w:sz w:val="18"/>
+          <w:highlight w:val="lightGray"/>
+        </w:rPr>
+        <w:t xml:space="preserve"> [8/12/2025]</w:t>
       </w:r>
     </w:p>
     <w:p>
@@ -663,7 +721,7 @@
           <w:ilvl w:val="0"/>
           <w:numId w:val="3"/>
         </w:numPr>
-        <w:spacing w:before="240"/>
+        <w:spacing w:before="240" w:after="0" w:line="276" w:lineRule="auto"/>
       </w:pPr>
       <w:r>
         <w:rPr>
@@ -691,7 +749,7 @@
           <w:ilvl w:val="0"/>
           <w:numId w:val="3"/>
         </w:numPr>
-        <w:spacing w:after="240"/>
+        <w:spacing w:after="240" w:line="276" w:lineRule="auto"/>
       </w:pPr>
       <w:r>
         <w:rPr>
@@ -712,11 +770,12 @@
       <w:bookmarkEnd w:id="4"/>
     </w:p>
     <w:p/>
+    <w:p/>
     <w:sectPr>
       <w:pgSz w:w="12240" w:h="15840"/>
       <w:pgMar w:top="1440" w:right="1440" w:bottom="1440" w:left="1440" w:header="720" w:footer="720" w:gutter="0"/>
-      <w:pgNumType w:start="1"/>
       <w:cols w:space="720"/>
+      <w:docGrid w:linePitch="360"/>
     </w:sectPr>
   </w:body>
 </w:document>
@@ -1475,18 +1534,6 @@
   <w:style w:type="paragraph" w:default="1" w:styleId="Normal">
     <w:name w:val="Normal"/>
     <w:qFormat/>
-    <w:rsid w:val="00F60255"/>
-    <w:pPr>
-      <w:spacing w:after="0" w:line="276" w:lineRule="auto"/>
-    </w:pPr>
-    <w:rPr>
-      <w:rFonts w:ascii="Arial" w:eastAsia="Arial" w:hAnsi="Arial" w:cs="Arial"/>
-      <w:kern w:val="0"/>
-      <w:sz w:val="22"/>
-      <w:szCs w:val="22"/>
-      <w:lang w:val="en"/>
-      <w14:ligatures w14:val="none"/>
-    </w:rPr>
   </w:style>
   <w:style w:type="paragraph" w:styleId="Heading1">
     <w:name w:val="heading 1"/>
@@ -1495,7 +1542,7 @@
     <w:link w:val="Heading1Char"/>
     <w:uiPriority w:val="9"/>
     <w:qFormat/>
-    <w:rsid w:val="00442EA3"/>
+    <w:rsid w:val="00FA5D5D"/>
     <w:pPr>
       <w:keepNext/>
       <w:keepLines/>
@@ -1517,7 +1564,7 @@
     <w:uiPriority w:val="9"/>
     <w:unhideWhenUsed/>
     <w:qFormat/>
-    <w:rsid w:val="00442EA3"/>
+    <w:rsid w:val="00FA5D5D"/>
     <w:pPr>
       <w:keepNext/>
       <w:keepLines/>
@@ -1540,7 +1587,7 @@
     <w:semiHidden/>
     <w:unhideWhenUsed/>
     <w:qFormat/>
-    <w:rsid w:val="00442EA3"/>
+    <w:rsid w:val="00FA5D5D"/>
     <w:pPr>
       <w:keepNext/>
       <w:keepLines/>
@@ -1563,7 +1610,7 @@
     <w:semiHidden/>
     <w:unhideWhenUsed/>
     <w:qFormat/>
-    <w:rsid w:val="00442EA3"/>
+    <w:rsid w:val="00FA5D5D"/>
     <w:pPr>
       <w:keepNext/>
       <w:keepLines/>
@@ -1586,7 +1633,7 @@
     <w:semiHidden/>
     <w:unhideWhenUsed/>
     <w:qFormat/>
-    <w:rsid w:val="00442EA3"/>
+    <w:rsid w:val="00FA5D5D"/>
     <w:pPr>
       <w:keepNext/>
       <w:keepLines/>
@@ -1607,11 +1654,11 @@
     <w:semiHidden/>
     <w:unhideWhenUsed/>
     <w:qFormat/>
-    <w:rsid w:val="00442EA3"/>
+    <w:rsid w:val="00FA5D5D"/>
     <w:pPr>
       <w:keepNext/>
       <w:keepLines/>
-      <w:spacing w:before="40"/>
+      <w:spacing w:before="40" w:after="0"/>
       <w:outlineLvl w:val="5"/>
     </w:pPr>
     <w:rPr>
@@ -1630,11 +1677,11 @@
     <w:semiHidden/>
     <w:unhideWhenUsed/>
     <w:qFormat/>
-    <w:rsid w:val="00442EA3"/>
+    <w:rsid w:val="00FA5D5D"/>
     <w:pPr>
       <w:keepNext/>
       <w:keepLines/>
-      <w:spacing w:before="40"/>
+      <w:spacing w:before="40" w:after="0"/>
       <w:outlineLvl w:val="6"/>
     </w:pPr>
     <w:rPr>
@@ -1651,10 +1698,11 @@
     <w:semiHidden/>
     <w:unhideWhenUsed/>
     <w:qFormat/>
-    <w:rsid w:val="00442EA3"/>
+    <w:rsid w:val="00FA5D5D"/>
     <w:pPr>
       <w:keepNext/>
       <w:keepLines/>
+      <w:spacing w:after="0"/>
       <w:outlineLvl w:val="7"/>
     </w:pPr>
     <w:rPr>
@@ -1673,10 +1721,11 @@
     <w:semiHidden/>
     <w:unhideWhenUsed/>
     <w:qFormat/>
-    <w:rsid w:val="00442EA3"/>
+    <w:rsid w:val="00FA5D5D"/>
     <w:pPr>
       <w:keepNext/>
       <w:keepLines/>
+      <w:spacing w:after="0"/>
       <w:outlineLvl w:val="8"/>
     </w:pPr>
     <w:rPr>
@@ -1716,7 +1765,7 @@
     <w:basedOn w:val="DefaultParagraphFont"/>
     <w:link w:val="Heading1"/>
     <w:uiPriority w:val="9"/>
-    <w:rsid w:val="00442EA3"/>
+    <w:rsid w:val="00FA5D5D"/>
     <w:rPr>
       <w:rFonts w:asciiTheme="majorHAnsi" w:eastAsiaTheme="majorEastAsia" w:hAnsiTheme="majorHAnsi" w:cstheme="majorBidi"/>
       <w:color w:val="2F5496" w:themeColor="accent1" w:themeShade="BF"/>
@@ -1729,7 +1778,7 @@
     <w:basedOn w:val="DefaultParagraphFont"/>
     <w:link w:val="Heading2"/>
     <w:uiPriority w:val="9"/>
-    <w:rsid w:val="00442EA3"/>
+    <w:rsid w:val="00FA5D5D"/>
     <w:rPr>
       <w:rFonts w:asciiTheme="majorHAnsi" w:eastAsiaTheme="majorEastAsia" w:hAnsiTheme="majorHAnsi" w:cstheme="majorBidi"/>
       <w:color w:val="2F5496" w:themeColor="accent1" w:themeShade="BF"/>
@@ -1743,7 +1792,7 @@
     <w:link w:val="Heading3"/>
     <w:uiPriority w:val="9"/>
     <w:semiHidden/>
-    <w:rsid w:val="00442EA3"/>
+    <w:rsid w:val="00FA5D5D"/>
     <w:rPr>
       <w:rFonts w:eastAsiaTheme="majorEastAsia" w:cstheme="majorBidi"/>
       <w:color w:val="2F5496" w:themeColor="accent1" w:themeShade="BF"/>
@@ -1757,7 +1806,7 @@
     <w:link w:val="Heading4"/>
     <w:uiPriority w:val="9"/>
     <w:semiHidden/>
-    <w:rsid w:val="00442EA3"/>
+    <w:rsid w:val="00FA5D5D"/>
     <w:rPr>
       <w:rFonts w:eastAsiaTheme="majorEastAsia" w:cstheme="majorBidi"/>
       <w:i/>
@@ -1771,7 +1820,7 @@
     <w:link w:val="Heading5"/>
     <w:uiPriority w:val="9"/>
     <w:semiHidden/>
-    <w:rsid w:val="00442EA3"/>
+    <w:rsid w:val="00FA5D5D"/>
     <w:rPr>
       <w:rFonts w:eastAsiaTheme="majorEastAsia" w:cstheme="majorBidi"/>
       <w:color w:val="2F5496" w:themeColor="accent1" w:themeShade="BF"/>
@@ -1783,7 +1832,7 @@
     <w:link w:val="Heading6"/>
     <w:uiPriority w:val="9"/>
     <w:semiHidden/>
-    <w:rsid w:val="00442EA3"/>
+    <w:rsid w:val="00FA5D5D"/>
     <w:rPr>
       <w:rFonts w:eastAsiaTheme="majorEastAsia" w:cstheme="majorBidi"/>
       <w:i/>
@@ -1797,7 +1846,7 @@
     <w:link w:val="Heading7"/>
     <w:uiPriority w:val="9"/>
     <w:semiHidden/>
-    <w:rsid w:val="00442EA3"/>
+    <w:rsid w:val="00FA5D5D"/>
     <w:rPr>
       <w:rFonts w:eastAsiaTheme="majorEastAsia" w:cstheme="majorBidi"/>
       <w:color w:val="595959" w:themeColor="text1" w:themeTint="A6"/>
@@ -1809,7 +1858,7 @@
     <w:link w:val="Heading8"/>
     <w:uiPriority w:val="9"/>
     <w:semiHidden/>
-    <w:rsid w:val="00442EA3"/>
+    <w:rsid w:val="00FA5D5D"/>
     <w:rPr>
       <w:rFonts w:eastAsiaTheme="majorEastAsia" w:cstheme="majorBidi"/>
       <w:i/>
@@ -1823,7 +1872,7 @@
     <w:link w:val="Heading9"/>
     <w:uiPriority w:val="9"/>
     <w:semiHidden/>
-    <w:rsid w:val="00442EA3"/>
+    <w:rsid w:val="00FA5D5D"/>
     <w:rPr>
       <w:rFonts w:eastAsiaTheme="majorEastAsia" w:cstheme="majorBidi"/>
       <w:color w:val="272727" w:themeColor="text1" w:themeTint="D8"/>
@@ -1836,7 +1885,7 @@
     <w:link w:val="TitleChar"/>
     <w:uiPriority w:val="10"/>
     <w:qFormat/>
-    <w:rsid w:val="00442EA3"/>
+    <w:rsid w:val="00FA5D5D"/>
     <w:pPr>
       <w:spacing w:after="80" w:line="240" w:lineRule="auto"/>
       <w:contextualSpacing/>
@@ -1854,7 +1903,7 @@
     <w:basedOn w:val="DefaultParagraphFont"/>
     <w:link w:val="Title"/>
     <w:uiPriority w:val="10"/>
-    <w:rsid w:val="00442EA3"/>
+    <w:rsid w:val="00FA5D5D"/>
     <w:rPr>
       <w:rFonts w:asciiTheme="majorHAnsi" w:eastAsiaTheme="majorEastAsia" w:hAnsiTheme="majorHAnsi" w:cstheme="majorBidi"/>
       <w:spacing w:val="-10"/>
@@ -1870,7 +1919,7 @@
     <w:link w:val="SubtitleChar"/>
     <w:uiPriority w:val="11"/>
     <w:qFormat/>
-    <w:rsid w:val="00442EA3"/>
+    <w:rsid w:val="00FA5D5D"/>
     <w:pPr>
       <w:numPr>
         <w:ilvl w:val="1"/>
@@ -1889,7 +1938,7 @@
     <w:basedOn w:val="DefaultParagraphFont"/>
     <w:link w:val="Subtitle"/>
     <w:uiPriority w:val="11"/>
-    <w:rsid w:val="00442EA3"/>
+    <w:rsid w:val="00FA5D5D"/>
     <w:rPr>
       <w:rFonts w:eastAsiaTheme="majorEastAsia" w:cstheme="majorBidi"/>
       <w:color w:val="595959" w:themeColor="text1" w:themeTint="A6"/>
@@ -1905,7 +1954,7 @@
     <w:link w:val="QuoteChar"/>
     <w:uiPriority w:val="29"/>
     <w:qFormat/>
-    <w:rsid w:val="00442EA3"/>
+    <w:rsid w:val="00FA5D5D"/>
     <w:pPr>
       <w:spacing w:before="160"/>
       <w:jc w:val="center"/>
@@ -1921,7 +1970,7 @@
     <w:basedOn w:val="DefaultParagraphFont"/>
     <w:link w:val="Quote"/>
     <w:uiPriority w:val="29"/>
-    <w:rsid w:val="00442EA3"/>
+    <w:rsid w:val="00FA5D5D"/>
     <w:rPr>
       <w:i/>
       <w:iCs/>
@@ -1933,7 +1982,7 @@
     <w:basedOn w:val="Normal"/>
     <w:uiPriority w:val="34"/>
     <w:qFormat/>
-    <w:rsid w:val="00442EA3"/>
+    <w:rsid w:val="00FA5D5D"/>
     <w:pPr>
       <w:ind w:left="720"/>
       <w:contextualSpacing/>
@@ -1944,7 +1993,7 @@
     <w:basedOn w:val="DefaultParagraphFont"/>
     <w:uiPriority w:val="21"/>
     <w:qFormat/>
-    <w:rsid w:val="00442EA3"/>
+    <w:rsid w:val="00FA5D5D"/>
     <w:rPr>
       <w:i/>
       <w:iCs/>
@@ -1958,7 +2007,7 @@
     <w:link w:val="IntenseQuoteChar"/>
     <w:uiPriority w:val="30"/>
     <w:qFormat/>
-    <w:rsid w:val="00442EA3"/>
+    <w:rsid w:val="00FA5D5D"/>
     <w:pPr>
       <w:pBdr>
         <w:top w:val="single" w:sz="4" w:space="10" w:color="2F5496" w:themeColor="accent1" w:themeShade="BF"/>
@@ -1979,7 +2028,7 @@
     <w:basedOn w:val="DefaultParagraphFont"/>
     <w:link w:val="IntenseQuote"/>
     <w:uiPriority w:val="30"/>
-    <w:rsid w:val="00442EA3"/>
+    <w:rsid w:val="00FA5D5D"/>
     <w:rPr>
       <w:i/>
       <w:iCs/>
@@ -1991,7 +2040,7 @@
     <w:basedOn w:val="DefaultParagraphFont"/>
     <w:uiPriority w:val="32"/>
     <w:qFormat/>
-    <w:rsid w:val="00442EA3"/>
+    <w:rsid w:val="00FA5D5D"/>
     <w:rPr>
       <w:b/>
       <w:bCs/>
